--- a/eu_elv/docs/EU_ELV_Dashboard_Tool_Comparison.docx
+++ b/eu_elv/docs/EU_ELV_Dashboard_Tool_Comparison.docx
@@ -300,7 +300,7 @@
           <w:sz w:val="22"/>
           <w:szCs w:val="22"/>
         </w:rPr>
-        <w:t xml:space="preserve">Runs as the project-local default compute service account with no granted permissions, because it makes no API calls at runtime — the strongest available posture. This was a deliberate correction: an earlier attempt to run it as the cross-project claude-agent@ identity was blocked by organisation policy and then abandoned as unnecessary. Note there is currently no viewer authentication; roles/run.invoker is bound to allUsers. Adding SSO would require IAP or Streamlit's own auth and is unbuilt work.</w:t>
+        <w:t xml:space="preserve">Runs as the project-local default compute service account with no granted permissions, because it makes no API calls at runtime — the strongest available posture. This was a deliberate correction: an earlier attempt to run it as the cross-project claude-agent@ identity was blocked by organization policy and then abandoned as unnecessary. Note there is currently no viewer authentication; roles/run.invoker is bound to allUsers. Adding SSO would require IAP or Streamlit's own auth and is unbuilt work.</w:t>
       </w:r>
     </w:p>
     <w:p>
@@ -502,7 +502,7 @@
                 <w:sz w:val="20"/>
                 <w:szCs w:val="20"/>
               </w:rPr>
-              <w:t xml:space="preserve">Software licence</w:t>
+              <w:t xml:space="preserve">Software license</w:t>
             </w:r>
           </w:p>
         </w:tc>
@@ -868,7 +868,7 @@
           <w:sz w:val="20"/>
           <w:szCs w:val="20"/>
         </w:rPr>
-        <w:t xml:space="preserve">Streamlit being open source does not make it free in production. The licence column is $0 in every row; the hosting column is never structurally $0 outside the free tiers. At this project's configuration — scale-to-zero, maximum 2 instances, capstone-level traffic — Cloud Run cost is plausibly within Google's Always Free allowance, with small ongoing charges for container image storage. This has not been verified against actual billing, and no billing export is configured on the project.</w:t>
+        <w:t xml:space="preserve">Streamlit being open source does not make it free in production. The license column is $0 in every row; the hosting column is never structurally $0 outside the free tiers. At this project's configuration — scale-to-zero, maximum 2 instances, capstone-level traffic — Cloud Run cost is plausibly within Google's Always Free allowance, with small ongoing charges for container image storage. This has not been verified against actual billing, and no billing export is configured on the project.</w:t>
       </w:r>
     </w:p>
     <w:p>
@@ -946,7 +946,7 @@
           <w:sz w:val="22"/>
           <w:szCs w:val="22"/>
         </w:rPr>
-        <w:t xml:space="preserve">Consider Looker Studio as a parallel, low-cost deliverable. For a board presentation, near-zero maintenance and guaranteed uptime are worth more than custom logic, and it connects to the same gold table with no deployment risk on presentation day. Tableau produces the most polished result but is the only option carrying licence cost, and its binary workbooks would sit outside the repository — a poor fit for a project graded in part on analytical rigour and reproducibility.</w:t>
+        <w:t xml:space="preserve">Consider Looker Studio as a parallel, low-cost deliverable. For a board presentation, near-zero maintenance and guaranteed uptime are worth more than custom logic, and it connects to the same gold table with no deployment risk on presentation day. Tableau produces the most polished result but is the only option carrying license cost, and its binary workbooks would sit outside the repository — a poor fit for a project graded in part on analytical rigour and reproducibility.</w:t>
       </w:r>
     </w:p>
     <w:p>
@@ -1063,7 +1063,7 @@
           <w:sz w:val="22"/>
           <w:szCs w:val="22"/>
         </w:rPr>
-        <w:t xml:space="preserve">The only option with unavoidable licence cost.</w:t>
+        <w:t xml:space="preserve">The only option with unavoidable license cost.</w:t>
       </w:r>
     </w:p>
     <w:p>
@@ -1078,7 +1078,7 @@
           <w:sz w:val="22"/>
           <w:szCs w:val="22"/>
         </w:rPr>
-        <w:t xml:space="preserve">The pragmatic path is Streamlit as the primary deliverable, with a Looker Studio view built on the same gold table as a low-cost hedge. That costs a few hours of work, adds no licence, and removes a single point of failure from the final presentation.</w:t>
+        <w:t xml:space="preserve">The pragmatic path is Streamlit as the primary deliverable, with a Looker Studio view built on the same gold table as a low-cost hedge. That costs a few hours of work, adds no license, and removes a single point of failure from the final presentation.</w:t>
       </w:r>
     </w:p>
     <w:p>
@@ -1707,7 +1707,7 @@
                 <w:sz w:val="16"/>
                 <w:szCs w:val="16"/>
               </w:rPr>
-              <w:t xml:space="preserve">Per-user subscription licence (verify current rates)</w:t>
+              <w:t xml:space="preserve">Per-user subscription license (verify current rates)</w:t>
             </w:r>
           </w:p>
         </w:tc>
@@ -1733,7 +1733,7 @@
                 <w:sz w:val="16"/>
                 <w:szCs w:val="16"/>
               </w:rPr>
-              <w:t xml:space="preserve">Licence cost; analysis logic sits outside the repository</w:t>
+              <w:t xml:space="preserve">License cost; analysis logic sits outside the repository</w:t>
             </w:r>
           </w:p>
         </w:tc>
